--- a/lesson7_vocab_teacher.docx
+++ b/lesson7_vocab_teacher.docx
@@ -250,7 +250,7 @@
                 <w:rFonts w:ascii="Calibri" w:hAnsi="Calibri"/>
                 <w:sz w:val="22"/>
               </w:rPr>
-              <w:t>pioneer</w:t>
+              <w:t>rules</w:t>
             </w:r>
           </w:p>
         </w:tc>
@@ -265,7 +265,7 @@
                 <w:b/>
                 <w:sz w:val="22"/>
               </w:rPr>
-              <w:t>P</w:t>
+              <w:t>T</w:t>
             </w:r>
           </w:p>
         </w:tc>
@@ -279,7 +279,7 @@
                 <w:rFonts w:ascii="Calibri" w:hAnsi="Calibri"/>
                 <w:sz w:val="22"/>
               </w:rPr>
-              <w:t>one of the first people to develop or do something new</w:t>
+              <w:t>instructions that tell you how to play a game or do something</w:t>
             </w:r>
           </w:p>
         </w:tc>
@@ -309,7 +309,7 @@
                 <w:rFonts w:ascii="Calibri" w:hAnsi="Calibri"/>
                 <w:sz w:val="22"/>
               </w:rPr>
-              <w:t>initiative</w:t>
+              <w:t>campaign</w:t>
             </w:r>
           </w:p>
         </w:tc>
@@ -338,7 +338,7 @@
                 <w:rFonts w:ascii="Calibri" w:hAnsi="Calibri"/>
                 <w:sz w:val="22"/>
               </w:rPr>
-              <w:t>a new plan or action to achieve a goal</w:t>
+              <w:t>a planned set of activities to achieve a particular goal</w:t>
             </w:r>
           </w:p>
         </w:tc>
@@ -368,7 +368,7 @@
                 <w:rFonts w:ascii="Calibri" w:hAnsi="Calibri"/>
                 <w:sz w:val="22"/>
               </w:rPr>
-              <w:t>stewardship</w:t>
+              <w:t>recycling</w:t>
             </w:r>
           </w:p>
         </w:tc>
@@ -383,7 +383,7 @@
                 <w:b/>
                 <w:sz w:val="22"/>
               </w:rPr>
-              <w:t>B</w:t>
+              <w:t>P</w:t>
             </w:r>
           </w:p>
         </w:tc>
@@ -397,7 +397,7 @@
                 <w:rFonts w:ascii="Calibri" w:hAnsi="Calibri"/>
                 <w:sz w:val="22"/>
               </w:rPr>
-              <w:t>the job of taking care of something important</w:t>
+              <w:t>the process of collecting waste and turning it into something new</w:t>
             </w:r>
           </w:p>
         </w:tc>
@@ -1076,7 +1076,7 @@
                 <w:rFonts w:ascii="Calibri" w:hAnsi="Calibri"/>
                 <w:sz w:val="22"/>
               </w:rPr>
-              <w:t>undesirable</w:t>
+              <w:t>negative</w:t>
             </w:r>
           </w:p>
         </w:tc>
@@ -1105,7 +1105,7 @@
                 <w:rFonts w:ascii="Calibri" w:hAnsi="Calibri"/>
                 <w:sz w:val="22"/>
               </w:rPr>
-              <w:t>not wanted or pleasing; negative</w:t>
+              <w:t>bad or harmful; expressing disagreement or refusal</w:t>
             </w:r>
           </w:p>
         </w:tc>
@@ -1135,7 +1135,7 @@
                 <w:rFonts w:ascii="Calibri" w:hAnsi="Calibri"/>
                 <w:sz w:val="22"/>
               </w:rPr>
-              <w:t>unwittingly</w:t>
+              <w:t>evidence</w:t>
             </w:r>
           </w:p>
         </w:tc>
@@ -1164,7 +1164,7 @@
                 <w:rFonts w:ascii="Calibri" w:hAnsi="Calibri"/>
                 <w:sz w:val="22"/>
               </w:rPr>
-              <w:t>without realizing or intending to do something</w:t>
+              <w:t>information or facts that show something is true</w:t>
             </w:r>
           </w:p>
         </w:tc>
@@ -1209,7 +1209,7 @@
                 <w:b/>
                 <w:sz w:val="22"/>
               </w:rPr>
-              <w:t>T</w:t>
+              <w:t>B</w:t>
             </w:r>
           </w:p>
         </w:tc>

--- a/lesson7_vocab_teacher.docx
+++ b/lesson7_vocab_teacher.docx
@@ -147,7 +147,7 @@
                 <w:b/>
                 <w:sz w:val="22"/>
               </w:rPr>
-              <w:t>G</w:t>
+              <w:t>A</w:t>
             </w:r>
           </w:p>
         </w:tc>
@@ -191,7 +191,7 @@
                 <w:rFonts w:ascii="Calibri" w:hAnsi="Calibri"/>
                 <w:sz w:val="22"/>
               </w:rPr>
-              <w:t>challenging</w:t>
+              <w:t>narratives</w:t>
             </w:r>
           </w:p>
         </w:tc>
@@ -206,7 +206,7 @@
                 <w:b/>
                 <w:sz w:val="22"/>
               </w:rPr>
-              <w:t>A</w:t>
+              <w:t>B</w:t>
             </w:r>
           </w:p>
         </w:tc>
@@ -220,7 +220,7 @@
                 <w:rFonts w:ascii="Calibri" w:hAnsi="Calibri"/>
                 <w:sz w:val="22"/>
               </w:rPr>
-              <w:t>difficult but interesting; testing your ability</w:t>
+              <w:t>stories, or the way a story is told</w:t>
             </w:r>
           </w:p>
         </w:tc>
@@ -250,7 +250,7 @@
                 <w:rFonts w:ascii="Calibri" w:hAnsi="Calibri"/>
                 <w:sz w:val="22"/>
               </w:rPr>
-              <w:t>rules</w:t>
+              <w:t>instructions</w:t>
             </w:r>
           </w:p>
         </w:tc>
@@ -265,7 +265,7 @@
                 <w:b/>
                 <w:sz w:val="22"/>
               </w:rPr>
-              <w:t>T</w:t>
+              <w:t>C</w:t>
             </w:r>
           </w:p>
         </w:tc>
@@ -279,7 +279,7 @@
                 <w:rFonts w:ascii="Calibri" w:hAnsi="Calibri"/>
                 <w:sz w:val="22"/>
               </w:rPr>
-              <w:t>instructions that tell you how to play a game or do something</w:t>
+              <w:t>detailed information telling you how to do something</w:t>
             </w:r>
           </w:p>
         </w:tc>
@@ -324,7 +324,7 @@
                 <w:b/>
                 <w:sz w:val="22"/>
               </w:rPr>
-              <w:t>S</w:t>
+              <w:t>D</w:t>
             </w:r>
           </w:p>
         </w:tc>
@@ -338,7 +338,7 @@
                 <w:rFonts w:ascii="Calibri" w:hAnsi="Calibri"/>
                 <w:sz w:val="22"/>
               </w:rPr>
-              <w:t>a planned set of activities to achieve a particular goal</w:t>
+              <w:t>a planned set of activities to achieve a goal</w:t>
             </w:r>
           </w:p>
         </w:tc>
@@ -368,7 +368,7 @@
                 <w:rFonts w:ascii="Calibri" w:hAnsi="Calibri"/>
                 <w:sz w:val="22"/>
               </w:rPr>
-              <w:t>recycling</w:t>
+              <w:t>creativity</w:t>
             </w:r>
           </w:p>
         </w:tc>
@@ -383,7 +383,7 @@
                 <w:b/>
                 <w:sz w:val="22"/>
               </w:rPr>
-              <w:t>P</w:t>
+              <w:t>E</w:t>
             </w:r>
           </w:p>
         </w:tc>
@@ -397,7 +397,7 @@
                 <w:rFonts w:ascii="Calibri" w:hAnsi="Calibri"/>
                 <w:sz w:val="22"/>
               </w:rPr>
-              <w:t>the process of collecting waste and turning it into something new</w:t>
+              <w:t>the ability to produce new and original ideas</w:t>
             </w:r>
           </w:p>
         </w:tc>
@@ -442,7 +442,7 @@
                 <w:b/>
                 <w:sz w:val="22"/>
               </w:rPr>
-              <w:t>M</w:t>
+              <w:t>F</w:t>
             </w:r>
           </w:p>
         </w:tc>
@@ -486,7 +486,7 @@
                 <w:rFonts w:ascii="Calibri" w:hAnsi="Calibri"/>
                 <w:sz w:val="22"/>
               </w:rPr>
-              <w:t>volunteer</w:t>
+              <w:t>personality</w:t>
             </w:r>
           </w:p>
         </w:tc>
@@ -501,7 +501,7 @@
                 <w:b/>
                 <w:sz w:val="22"/>
               </w:rPr>
-              <w:t>L</w:t>
+              <w:t>G</w:t>
             </w:r>
           </w:p>
         </w:tc>
@@ -515,7 +515,7 @@
                 <w:rFonts w:ascii="Calibri" w:hAnsi="Calibri"/>
                 <w:sz w:val="22"/>
               </w:rPr>
-              <w:t>a person who offers to do work without being paid</w:t>
+              <w:t>the combination of qualities that make someone different from others</w:t>
             </w:r>
           </w:p>
         </w:tc>
@@ -545,7 +545,7 @@
                 <w:rFonts w:ascii="Calibri" w:hAnsi="Calibri"/>
                 <w:sz w:val="22"/>
               </w:rPr>
-              <w:t>descent</w:t>
+              <w:t>consequences</w:t>
             </w:r>
           </w:p>
         </w:tc>
@@ -560,7 +560,7 @@
                 <w:b/>
                 <w:sz w:val="22"/>
               </w:rPr>
-              <w:t>C</w:t>
+              <w:t>H</w:t>
             </w:r>
           </w:p>
         </w:tc>
@@ -574,7 +574,7 @@
                 <w:rFonts w:ascii="Calibri" w:hAnsi="Calibri"/>
                 <w:sz w:val="22"/>
               </w:rPr>
-              <w:t>a person's family origin or background</w:t>
+              <w:t>results or effects of an action</w:t>
             </w:r>
           </w:p>
         </w:tc>
@@ -604,7 +604,7 @@
                 <w:rFonts w:ascii="Calibri" w:hAnsi="Calibri"/>
                 <w:sz w:val="22"/>
               </w:rPr>
-              <w:t>pressure</w:t>
+              <w:t>protective</w:t>
             </w:r>
           </w:p>
         </w:tc>
@@ -633,7 +633,7 @@
                 <w:rFonts w:ascii="Calibri" w:hAnsi="Calibri"/>
                 <w:sz w:val="22"/>
               </w:rPr>
-              <w:t>force or stress put on someone to do something</w:t>
+              <w:t>intended to keep someone safe from harm or damage</w:t>
             </w:r>
           </w:p>
         </w:tc>
@@ -663,7 +663,7 @@
                 <w:rFonts w:ascii="Calibri" w:hAnsi="Calibri"/>
                 <w:sz w:val="22"/>
               </w:rPr>
-              <w:t>extracurricular</w:t>
+              <w:t>extensive</w:t>
             </w:r>
           </w:p>
         </w:tc>
@@ -678,7 +678,7 @@
                 <w:b/>
                 <w:sz w:val="22"/>
               </w:rPr>
-              <w:t>Q</w:t>
+              <w:t>J</w:t>
             </w:r>
           </w:p>
         </w:tc>
@@ -692,7 +692,7 @@
                 <w:rFonts w:ascii="Calibri" w:hAnsi="Calibri"/>
                 <w:sz w:val="22"/>
               </w:rPr>
-              <w:t>activities done outside regular school classes</w:t>
+              <w:t>covering a large area or a wide range</w:t>
             </w:r>
           </w:p>
         </w:tc>
@@ -737,7 +737,7 @@
                 <w:b/>
                 <w:sz w:val="22"/>
               </w:rPr>
-              <w:t>D</w:t>
+              <w:t>K</w:t>
             </w:r>
           </w:p>
         </w:tc>
@@ -796,7 +796,7 @@
                 <w:b/>
                 <w:sz w:val="22"/>
               </w:rPr>
-              <w:t>K</w:t>
+              <w:t>L</w:t>
             </w:r>
           </w:p>
         </w:tc>
@@ -855,7 +855,7 @@
                 <w:b/>
                 <w:sz w:val="22"/>
               </w:rPr>
-              <w:t>H</w:t>
+              <w:t>M</w:t>
             </w:r>
           </w:p>
         </w:tc>
@@ -914,7 +914,7 @@
                 <w:b/>
                 <w:sz w:val="22"/>
               </w:rPr>
-              <w:t>R</w:t>
+              <w:t>N</w:t>
             </w:r>
           </w:p>
         </w:tc>
@@ -1017,7 +1017,7 @@
                 <w:rFonts w:ascii="Calibri" w:hAnsi="Calibri"/>
                 <w:sz w:val="22"/>
               </w:rPr>
-              <w:t>representative</w:t>
+              <w:t>aftermath</w:t>
             </w:r>
           </w:p>
         </w:tc>
@@ -1032,7 +1032,7 @@
                 <w:b/>
                 <w:sz w:val="22"/>
               </w:rPr>
-              <w:t>F</w:t>
+              <w:t>P</w:t>
             </w:r>
           </w:p>
         </w:tc>
@@ -1046,7 +1046,7 @@
                 <w:rFonts w:ascii="Calibri" w:hAnsi="Calibri"/>
                 <w:sz w:val="22"/>
               </w:rPr>
-              <w:t>something that stands for or symbolizes a larger group</w:t>
+              <w:t>the period following a damaging or important event</w:t>
             </w:r>
           </w:p>
         </w:tc>
@@ -1076,7 +1076,7 @@
                 <w:rFonts w:ascii="Calibri" w:hAnsi="Calibri"/>
                 <w:sz w:val="22"/>
               </w:rPr>
-              <w:t>negative</w:t>
+              <w:t>desperation</w:t>
             </w:r>
           </w:p>
         </w:tc>
@@ -1091,7 +1091,7 @@
                 <w:b/>
                 <w:sz w:val="22"/>
               </w:rPr>
-              <w:t>E</w:t>
+              <w:t>Q</w:t>
             </w:r>
           </w:p>
         </w:tc>
@@ -1105,7 +1105,7 @@
                 <w:rFonts w:ascii="Calibri" w:hAnsi="Calibri"/>
                 <w:sz w:val="22"/>
               </w:rPr>
-              <w:t>bad or harmful; expressing disagreement or refusal</w:t>
+              <w:t>a state of hopelessness and despair</w:t>
             </w:r>
           </w:p>
         </w:tc>
@@ -1135,7 +1135,7 @@
                 <w:rFonts w:ascii="Calibri" w:hAnsi="Calibri"/>
                 <w:sz w:val="22"/>
               </w:rPr>
-              <w:t>evidence</w:t>
+              <w:t>nocturnal</w:t>
             </w:r>
           </w:p>
         </w:tc>
@@ -1150,7 +1150,7 @@
                 <w:b/>
                 <w:sz w:val="22"/>
               </w:rPr>
-              <w:t>N</w:t>
+              <w:t>R</w:t>
             </w:r>
           </w:p>
         </w:tc>
@@ -1164,7 +1164,7 @@
                 <w:rFonts w:ascii="Calibri" w:hAnsi="Calibri"/>
                 <w:sz w:val="22"/>
               </w:rPr>
-              <w:t>information or facts that show something is true</w:t>
+              <w:t>active during the night</w:t>
             </w:r>
           </w:p>
         </w:tc>
@@ -1209,7 +1209,7 @@
                 <w:b/>
                 <w:sz w:val="22"/>
               </w:rPr>
-              <w:t>B</w:t>
+              <w:t>S</w:t>
             </w:r>
           </w:p>
         </w:tc>
@@ -1268,7 +1268,7 @@
                 <w:b/>
                 <w:sz w:val="22"/>
               </w:rPr>
-              <w:t>J</w:t>
+              <w:t>T</w:t>
             </w:r>
           </w:p>
         </w:tc>

--- a/lesson7_vocab_teacher.docx
+++ b/lesson7_vocab_teacher.docx
@@ -147,7 +147,7 @@
                 <w:b/>
                 <w:sz w:val="22"/>
               </w:rPr>
-              <w:t>A</w:t>
+              <w:t>T</w:t>
             </w:r>
           </w:p>
         </w:tc>
@@ -161,7 +161,7 @@
                 <w:rFonts w:ascii="Calibri" w:hAnsi="Calibri"/>
                 <w:sz w:val="22"/>
               </w:rPr>
-              <w:t>brought into a country from another country</w:t>
+              <w:t>causing a strong need to keep using or doing something</w:t>
             </w:r>
           </w:p>
         </w:tc>
@@ -206,7 +206,7 @@
                 <w:b/>
                 <w:sz w:val="22"/>
               </w:rPr>
-              <w:t>B</w:t>
+              <w:t>F</w:t>
             </w:r>
           </w:p>
         </w:tc>
@@ -220,7 +220,7 @@
                 <w:rFonts w:ascii="Calibri" w:hAnsi="Calibri"/>
                 <w:sz w:val="22"/>
               </w:rPr>
-              <w:t>stories, or the way a story is told</w:t>
+              <w:t>a serious promise to do something</w:t>
             </w:r>
           </w:p>
         </w:tc>
@@ -265,7 +265,7 @@
                 <w:b/>
                 <w:sz w:val="22"/>
               </w:rPr>
-              <w:t>C</w:t>
+              <w:t>O</w:t>
             </w:r>
           </w:p>
         </w:tc>
@@ -279,7 +279,7 @@
                 <w:rFonts w:ascii="Calibri" w:hAnsi="Calibri"/>
                 <w:sz w:val="22"/>
               </w:rPr>
-              <w:t>detailed information telling you how to do something</w:t>
+              <w:t>the act of digging to find things underground</w:t>
             </w:r>
           </w:p>
         </w:tc>
@@ -324,7 +324,7 @@
                 <w:b/>
                 <w:sz w:val="22"/>
               </w:rPr>
-              <w:t>D</w:t>
+              <w:t>E</w:t>
             </w:r>
           </w:p>
         </w:tc>
@@ -338,7 +338,7 @@
                 <w:rFonts w:ascii="Calibri" w:hAnsi="Calibri"/>
                 <w:sz w:val="22"/>
               </w:rPr>
-              <w:t>a planned set of activities to achieve a goal</w:t>
+              <w:t>the ability to produce new and original ideas</w:t>
             </w:r>
           </w:p>
         </w:tc>
@@ -383,7 +383,7 @@
                 <w:b/>
                 <w:sz w:val="22"/>
               </w:rPr>
-              <w:t>E</w:t>
+              <w:t>J</w:t>
             </w:r>
           </w:p>
         </w:tc>
@@ -397,7 +397,7 @@
                 <w:rFonts w:ascii="Calibri" w:hAnsi="Calibri"/>
                 <w:sz w:val="22"/>
               </w:rPr>
-              <w:t>the ability to produce new and original ideas</w:t>
+              <w:t>covering a large area or a wide range</w:t>
             </w:r>
           </w:p>
         </w:tc>
@@ -442,7 +442,7 @@
                 <w:b/>
                 <w:sz w:val="22"/>
               </w:rPr>
-              <w:t>F</w:t>
+              <w:t>N</w:t>
             </w:r>
           </w:p>
         </w:tc>
@@ -456,7 +456,7 @@
                 <w:rFonts w:ascii="Calibri" w:hAnsi="Calibri"/>
                 <w:sz w:val="22"/>
               </w:rPr>
-              <w:t>a serious promise to do something</w:t>
+              <w:t>dug out from the ground; discovered</w:t>
             </w:r>
           </w:p>
         </w:tc>
@@ -501,7 +501,7 @@
                 <w:b/>
                 <w:sz w:val="22"/>
               </w:rPr>
-              <w:t>G</w:t>
+              <w:t>P</w:t>
             </w:r>
           </w:p>
         </w:tc>
@@ -515,7 +515,7 @@
                 <w:rFonts w:ascii="Calibri" w:hAnsi="Calibri"/>
                 <w:sz w:val="22"/>
               </w:rPr>
-              <w:t>the combination of qualities that make someone different from others</w:t>
+              <w:t>the period following a damaging or important event</w:t>
             </w:r>
           </w:p>
         </w:tc>
@@ -560,7 +560,7 @@
                 <w:b/>
                 <w:sz w:val="22"/>
               </w:rPr>
-              <w:t>H</w:t>
+              <w:t>S</w:t>
             </w:r>
           </w:p>
         </w:tc>
@@ -574,7 +574,7 @@
                 <w:rFonts w:ascii="Calibri" w:hAnsi="Calibri"/>
                 <w:sz w:val="22"/>
               </w:rPr>
-              <w:t>results or effects of an action</w:t>
+              <w:t>acts of revealing or making something known</w:t>
             </w:r>
           </w:p>
         </w:tc>
@@ -619,7 +619,7 @@
                 <w:b/>
                 <w:sz w:val="22"/>
               </w:rPr>
-              <w:t>I</w:t>
+              <w:t>G</w:t>
             </w:r>
           </w:p>
         </w:tc>
@@ -633,7 +633,7 @@
                 <w:rFonts w:ascii="Calibri" w:hAnsi="Calibri"/>
                 <w:sz w:val="22"/>
               </w:rPr>
-              <w:t>intended to keep someone safe from harm or damage</w:t>
+              <w:t>the combination of qualities that make someone different from others</w:t>
             </w:r>
           </w:p>
         </w:tc>
@@ -678,7 +678,7 @@
                 <w:b/>
                 <w:sz w:val="22"/>
               </w:rPr>
-              <w:t>J</w:t>
+              <w:t>M</w:t>
             </w:r>
           </w:p>
         </w:tc>
@@ -692,7 +692,7 @@
                 <w:rFonts w:ascii="Calibri" w:hAnsi="Calibri"/>
                 <w:sz w:val="22"/>
               </w:rPr>
-              <w:t>covering a large area or a wide range</w:t>
+              <w:t>small broken pieces of something larger</w:t>
             </w:r>
           </w:p>
         </w:tc>
@@ -737,7 +737,7 @@
                 <w:b/>
                 <w:sz w:val="22"/>
               </w:rPr>
-              <w:t>K</w:t>
+              <w:t>R</w:t>
             </w:r>
           </w:p>
         </w:tc>
@@ -751,7 +751,7 @@
                 <w:rFonts w:ascii="Calibri" w:hAnsi="Calibri"/>
                 <w:sz w:val="22"/>
               </w:rPr>
-              <w:t>famous and admired by many people</w:t>
+              <w:t>active during the night</w:t>
             </w:r>
           </w:p>
         </w:tc>
@@ -796,7 +796,7 @@
                 <w:b/>
                 <w:sz w:val="22"/>
               </w:rPr>
-              <w:t>L</w:t>
+              <w:t>K</w:t>
             </w:r>
           </w:p>
         </w:tc>
@@ -810,7 +810,7 @@
                 <w:rFonts w:ascii="Calibri" w:hAnsi="Calibri"/>
                 <w:sz w:val="22"/>
               </w:rPr>
-              <w:t>not clearly or fully known</w:t>
+              <w:t>famous and admired by many people</w:t>
             </w:r>
           </w:p>
         </w:tc>
@@ -855,7 +855,7 @@
                 <w:b/>
                 <w:sz w:val="22"/>
               </w:rPr>
-              <w:t>M</w:t>
+              <w:t>B</w:t>
             </w:r>
           </w:p>
         </w:tc>
@@ -869,7 +869,7 @@
                 <w:rFonts w:ascii="Calibri" w:hAnsi="Calibri"/>
                 <w:sz w:val="22"/>
               </w:rPr>
-              <w:t>small broken pieces of something larger</w:t>
+              <w:t>stories, or the way a story is told</w:t>
             </w:r>
           </w:p>
         </w:tc>
@@ -914,7 +914,7 @@
                 <w:b/>
                 <w:sz w:val="22"/>
               </w:rPr>
-              <w:t>N</w:t>
+              <w:t>L</w:t>
             </w:r>
           </w:p>
         </w:tc>
@@ -928,7 +928,7 @@
                 <w:rFonts w:ascii="Calibri" w:hAnsi="Calibri"/>
                 <w:sz w:val="22"/>
               </w:rPr>
-              <w:t>dug out from the ground; discovered</w:t>
+              <w:t>not clearly or fully known</w:t>
             </w:r>
           </w:p>
         </w:tc>
@@ -973,7 +973,7 @@
                 <w:b/>
                 <w:sz w:val="22"/>
               </w:rPr>
-              <w:t>O</w:t>
+              <w:t>C</w:t>
             </w:r>
           </w:p>
         </w:tc>
@@ -987,7 +987,7 @@
                 <w:rFonts w:ascii="Calibri" w:hAnsi="Calibri"/>
                 <w:sz w:val="22"/>
               </w:rPr>
-              <w:t>the act of digging to find things underground</w:t>
+              <w:t>detailed information telling you how to do something</w:t>
             </w:r>
           </w:p>
         </w:tc>
@@ -1032,7 +1032,7 @@
                 <w:b/>
                 <w:sz w:val="22"/>
               </w:rPr>
-              <w:t>P</w:t>
+              <w:t>Q</w:t>
             </w:r>
           </w:p>
         </w:tc>
@@ -1046,7 +1046,7 @@
                 <w:rFonts w:ascii="Calibri" w:hAnsi="Calibri"/>
                 <w:sz w:val="22"/>
               </w:rPr>
-              <w:t>the period following a damaging or important event</w:t>
+              <w:t>a state of hopelessness and despair</w:t>
             </w:r>
           </w:p>
         </w:tc>
@@ -1091,7 +1091,7 @@
                 <w:b/>
                 <w:sz w:val="22"/>
               </w:rPr>
-              <w:t>Q</w:t>
+              <w:t>H</w:t>
             </w:r>
           </w:p>
         </w:tc>
@@ -1105,7 +1105,7 @@
                 <w:rFonts w:ascii="Calibri" w:hAnsi="Calibri"/>
                 <w:sz w:val="22"/>
               </w:rPr>
-              <w:t>a state of hopelessness and despair</w:t>
+              <w:t>results or effects of an action</w:t>
             </w:r>
           </w:p>
         </w:tc>
@@ -1150,7 +1150,7 @@
                 <w:b/>
                 <w:sz w:val="22"/>
               </w:rPr>
-              <w:t>R</w:t>
+              <w:t>I</w:t>
             </w:r>
           </w:p>
         </w:tc>
@@ -1164,7 +1164,7 @@
                 <w:rFonts w:ascii="Calibri" w:hAnsi="Calibri"/>
                 <w:sz w:val="22"/>
               </w:rPr>
-              <w:t>active during the night</w:t>
+              <w:t>intended to keep someone safe from harm or damage</w:t>
             </w:r>
           </w:p>
         </w:tc>
@@ -1209,7 +1209,7 @@
                 <w:b/>
                 <w:sz w:val="22"/>
               </w:rPr>
-              <w:t>S</w:t>
+              <w:t>A</w:t>
             </w:r>
           </w:p>
         </w:tc>
@@ -1223,7 +1223,7 @@
                 <w:rFonts w:ascii="Calibri" w:hAnsi="Calibri"/>
                 <w:sz w:val="22"/>
               </w:rPr>
-              <w:t>acts of revealing or making something known</w:t>
+              <w:t>brought into a country from another country</w:t>
             </w:r>
           </w:p>
         </w:tc>
@@ -1268,7 +1268,7 @@
                 <w:b/>
                 <w:sz w:val="22"/>
               </w:rPr>
-              <w:t>T</w:t>
+              <w:t>D</w:t>
             </w:r>
           </w:p>
         </w:tc>
@@ -1282,7 +1282,7 @@
                 <w:rFonts w:ascii="Calibri" w:hAnsi="Calibri"/>
                 <w:sz w:val="22"/>
               </w:rPr>
-              <w:t>causing a strong need to keep using or doing something</w:t>
+              <w:t>a planned set of activities to achieve a goal</w:t>
             </w:r>
           </w:p>
         </w:tc>

--- a/lesson7_vocab_teacher.docx
+++ b/lesson7_vocab_teacher.docx
@@ -161,7 +161,7 @@
                 <w:rFonts w:ascii="Calibri" w:hAnsi="Calibri"/>
                 <w:sz w:val="22"/>
               </w:rPr>
-              <w:t>causing a strong need to keep using or doing something</w:t>
+              <w:t>brought into a country from another country</w:t>
             </w:r>
           </w:p>
         </w:tc>
@@ -220,7 +220,7 @@
                 <w:rFonts w:ascii="Calibri" w:hAnsi="Calibri"/>
                 <w:sz w:val="22"/>
               </w:rPr>
-              <w:t>a serious promise to do something</w:t>
+              <w:t>stories, or the way a story is told</w:t>
             </w:r>
           </w:p>
         </w:tc>
@@ -279,7 +279,7 @@
                 <w:rFonts w:ascii="Calibri" w:hAnsi="Calibri"/>
                 <w:sz w:val="22"/>
               </w:rPr>
-              <w:t>the act of digging to find things underground</w:t>
+              <w:t>detailed information telling you how to do something</w:t>
             </w:r>
           </w:p>
         </w:tc>
@@ -338,7 +338,7 @@
                 <w:rFonts w:ascii="Calibri" w:hAnsi="Calibri"/>
                 <w:sz w:val="22"/>
               </w:rPr>
-              <w:t>the ability to produce new and original ideas</w:t>
+              <w:t>a planned set of activities to achieve a goal</w:t>
             </w:r>
           </w:p>
         </w:tc>
@@ -397,7 +397,7 @@
                 <w:rFonts w:ascii="Calibri" w:hAnsi="Calibri"/>
                 <w:sz w:val="22"/>
               </w:rPr>
-              <w:t>covering a large area or a wide range</w:t>
+              <w:t>the ability to produce new and original ideas</w:t>
             </w:r>
           </w:p>
         </w:tc>
@@ -456,7 +456,7 @@
                 <w:rFonts w:ascii="Calibri" w:hAnsi="Calibri"/>
                 <w:sz w:val="22"/>
               </w:rPr>
-              <w:t>dug out from the ground; discovered</w:t>
+              <w:t>a serious promise to do something</w:t>
             </w:r>
           </w:p>
         </w:tc>
@@ -515,7 +515,7 @@
                 <w:rFonts w:ascii="Calibri" w:hAnsi="Calibri"/>
                 <w:sz w:val="22"/>
               </w:rPr>
-              <w:t>the period following a damaging or important event</w:t>
+              <w:t>the combination of qualities that make someone different from others</w:t>
             </w:r>
           </w:p>
         </w:tc>
@@ -574,7 +574,7 @@
                 <w:rFonts w:ascii="Calibri" w:hAnsi="Calibri"/>
                 <w:sz w:val="22"/>
               </w:rPr>
-              <w:t>acts of revealing or making something known</w:t>
+              <w:t>results or effects of an action</w:t>
             </w:r>
           </w:p>
         </w:tc>
@@ -633,7 +633,7 @@
                 <w:rFonts w:ascii="Calibri" w:hAnsi="Calibri"/>
                 <w:sz w:val="22"/>
               </w:rPr>
-              <w:t>the combination of qualities that make someone different from others</w:t>
+              <w:t>intended to keep someone safe from harm or damage</w:t>
             </w:r>
           </w:p>
         </w:tc>
@@ -692,7 +692,7 @@
                 <w:rFonts w:ascii="Calibri" w:hAnsi="Calibri"/>
                 <w:sz w:val="22"/>
               </w:rPr>
-              <w:t>small broken pieces of something larger</w:t>
+              <w:t>covering a large area or a wide range</w:t>
             </w:r>
           </w:p>
         </w:tc>
@@ -751,7 +751,7 @@
                 <w:rFonts w:ascii="Calibri" w:hAnsi="Calibri"/>
                 <w:sz w:val="22"/>
               </w:rPr>
-              <w:t>active during the night</w:t>
+              <w:t>famous and admired by many people</w:t>
             </w:r>
           </w:p>
         </w:tc>
@@ -810,7 +810,7 @@
                 <w:rFonts w:ascii="Calibri" w:hAnsi="Calibri"/>
                 <w:sz w:val="22"/>
               </w:rPr>
-              <w:t>famous and admired by many people</w:t>
+              <w:t>not clearly or fully known</w:t>
             </w:r>
           </w:p>
         </w:tc>
@@ -869,7 +869,7 @@
                 <w:rFonts w:ascii="Calibri" w:hAnsi="Calibri"/>
                 <w:sz w:val="22"/>
               </w:rPr>
-              <w:t>stories, or the way a story is told</w:t>
+              <w:t>small broken pieces of something larger</w:t>
             </w:r>
           </w:p>
         </w:tc>
@@ -928,7 +928,7 @@
                 <w:rFonts w:ascii="Calibri" w:hAnsi="Calibri"/>
                 <w:sz w:val="22"/>
               </w:rPr>
-              <w:t>not clearly or fully known</w:t>
+              <w:t>dug out from the ground; discovered</w:t>
             </w:r>
           </w:p>
         </w:tc>
@@ -987,7 +987,7 @@
                 <w:rFonts w:ascii="Calibri" w:hAnsi="Calibri"/>
                 <w:sz w:val="22"/>
               </w:rPr>
-              <w:t>detailed information telling you how to do something</w:t>
+              <w:t>the act of digging to find things underground</w:t>
             </w:r>
           </w:p>
         </w:tc>
@@ -1046,7 +1046,7 @@
                 <w:rFonts w:ascii="Calibri" w:hAnsi="Calibri"/>
                 <w:sz w:val="22"/>
               </w:rPr>
-              <w:t>a state of hopelessness and despair</w:t>
+              <w:t>the period following a damaging or important event</w:t>
             </w:r>
           </w:p>
         </w:tc>
@@ -1105,7 +1105,7 @@
                 <w:rFonts w:ascii="Calibri" w:hAnsi="Calibri"/>
                 <w:sz w:val="22"/>
               </w:rPr>
-              <w:t>results or effects of an action</w:t>
+              <w:t>a state of hopelessness and despair</w:t>
             </w:r>
           </w:p>
         </w:tc>
@@ -1164,7 +1164,7 @@
                 <w:rFonts w:ascii="Calibri" w:hAnsi="Calibri"/>
                 <w:sz w:val="22"/>
               </w:rPr>
-              <w:t>intended to keep someone safe from harm or damage</w:t>
+              <w:t>active during the night</w:t>
             </w:r>
           </w:p>
         </w:tc>
@@ -1223,7 +1223,7 @@
                 <w:rFonts w:ascii="Calibri" w:hAnsi="Calibri"/>
                 <w:sz w:val="22"/>
               </w:rPr>
-              <w:t>brought into a country from another country</w:t>
+              <w:t>acts of revealing or making something known</w:t>
             </w:r>
           </w:p>
         </w:tc>
@@ -1282,7 +1282,7 @@
                 <w:rFonts w:ascii="Calibri" w:hAnsi="Calibri"/>
                 <w:sz w:val="22"/>
               </w:rPr>
-              <w:t>a planned set of activities to achieve a goal</w:t>
+              <w:t>causing a strong need to keep using or doing something</w:t>
             </w:r>
           </w:p>
         </w:tc>
